--- a/policies/build/chapters_v2/HRM/documents/HRM_Package_v2/HRM9/SOP_HRM9_staff_health_and_safety.docx
+++ b/policies/build/chapters_v2/HRM/documents/HRM_Package_v2/HRM9/SOP_HRM9_staff_health_and_safety.docx
@@ -321,34 +321,22 @@
     </w:p>
     <w:p>
       <w:r>
-        <w:t xml:space="preserve">HR In-Charge / Personnel Officer: </w:t>
-      </w:r>
-      <w:r>
-        <w:t>owns recruitment, training records, personal files and the day-to-day running of this policy, and keeps the required records current.</w:t>
+        <w:t xml:space="preserve">HR In-Charge / Personnel Officer: owns recruitment, training records, personal files and the day-to-day running of this policy, and keeps the required records current.</w:t>
       </w:r>
     </w:p>
     <w:p>
       <w:r>
-        <w:t xml:space="preserve">Medical Superintendent: </w:t>
-      </w:r>
-      <w:r>
-        <w:t>escalation point for any unresolved gap, and approves the workforce plan, contingency plan and credentialing/privileging decisions.</w:t>
+        <w:t xml:space="preserve">Medical Superintendent: escalation point for any unresolved gap, and approves the workforce plan, contingency plan and credentialing/privileging decisions.</w:t>
       </w:r>
     </w:p>
     <w:p>
       <w:r>
-        <w:t xml:space="preserve">Department Heads / Heads of Service: </w:t>
-      </w:r>
-      <w:r>
-        <w:t>identify their own department's staffing, training and credentialing needs, and support this policy's records at department level.</w:t>
+        <w:t xml:space="preserve">Department Heads / Heads of Service: identify their own department's staffing, training and credentialing needs, and support this policy's records at department level.</w:t>
       </w:r>
     </w:p>
     <w:p>
       <w:r>
-        <w:t xml:space="preserve">Quality Coordinator: </w:t>
-      </w:r>
-      <w:r>
-        <w:t>audits this policy periodically, checks records against the steps below, and flags gaps for corrective action.</w:t>
+        <w:t xml:space="preserve">Quality Coordinator: audits this policy periodically, checks records against the steps below, and flags gaps for corrective action.</w:t>
       </w:r>
     </w:p>
     <w:p>
@@ -452,6 +440,14 @@
           <w:t>Centers for Disease Control and Prevention, National Institute for Occupational Safety and Health (NIOSH).</w:t>
         </w:r>
       </w:hyperlink>
+    </w:p>
+    <w:p>
+      <w:pPr>
+        <w:pStyle w:val="ListParagraph"/>
+      </w:pPr>
+      <w:r>
+        <w:t>Note: CDC/NIOSH guidance is cited for technique only. The binding Indian statutory basis for occupational health and safety is the Factories Act, 1948 (occupational health provisions, applicable to hospitals as establishments), which applies alongside this guidance.</w:t>
+      </w:r>
     </w:p>
     <w:p>
       <w:pPr>
@@ -576,6 +572,14 @@
           <w:t>Occupational Safety and Health Administration. Bloodborne Pathogens — Evaluating and Controlling Exposure.</w:t>
         </w:r>
       </w:hyperlink>
+    </w:p>
+    <w:p>
+      <w:pPr>
+        <w:pStyle w:val="ListParagraph"/>
+      </w:pPr>
+      <w:r>
+        <w:t>Note: OSHA bloodborne-pathogens guidance is cited for exposure-control technique only. The Bio-Medical Waste Management Rules, 2016 is the applicable Indian regulatory reference for sharps and infectious-exposure handling, alongside this guidance.</w:t>
+      </w:r>
     </w:p>
     <w:p>
       <w:pPr>

--- a/policies/build/chapters_v2/HRM/documents/HRM_Package_v2/HRM9/SOP_HRM9_staff_health_and_safety.docx
+++ b/policies/build/chapters_v2/HRM/documents/HRM_Package_v2/HRM9/SOP_HRM9_staff_health_and_safety.docx
@@ -399,7 +399,7 @@
     </w:p>
     <w:p>
       <w:r>
-        <w:t>1. Written guidance on staff health and safety addresses physical and mental health and safe working conditions across all shifts, in line with the law of the land and good work practice — see the technical source below.</w:t>
+        <w:t>1. Written guidance on staff health and safety addresses physical and mental health and safe working conditions across all shifts, in line with the law of the land and good work practice — including maternity-related leave and safe working conditions under the Maternity Benefit Act, 1961 (as amended 2017) — see the technical source below.</w:t>
       </w:r>
     </w:p>
     <w:p>
@@ -440,6 +440,11 @@
           <w:t>Centers for Disease Control and Prevention, National Institute for Occupational Safety and Health (NIOSH).</w:t>
         </w:r>
       </w:hyperlink>
+    </w:p>
+    <w:p>
+      <w:r>
+        <w:t>Government of India. (1961, amended 2017). The Maternity Benefit Act, 1961.</w:t>
+      </w:r>
     </w:p>
     <w:p>
       <w:pPr>
@@ -510,6 +515,11 @@
           <w:t>CDC/NIOSH. (2013). Medical Surveillance for Healthcare Workers Exposed to Hazardous Drugs (Publication No. 2013-103).</w:t>
         </w:r>
       </w:hyperlink>
+    </w:p>
+    <w:p>
+      <w:r>
+        <w:t>Note: CDC/NIOSH guidance is cited for medical-surveillance technique only — India has no direct equivalent at this level of detail. Staff health checks are additionally governed, where applicable, by the Factories Act, 1948.</w:t>
+      </w:r>
     </w:p>
     <w:p>
       <w:pPr>
@@ -649,6 +659,11 @@
       </w:hyperlink>
     </w:p>
     <w:p>
+      <w:r>
+        <w:t>Note: OSHA guidance is cited because India has no central law or detailed prevention/training guidance on workplace violence in healthcare — only individual state-level Acts (e.g. Maharashtra, Karnataka) that criminalise violence against healthcare workers, which address penalties, not prevention or training. [Hospital to confirm whether a state-specific Medicare Service Persons Act applies here and cite it alongside this.]</w:t>
+      </w:r>
+    </w:p>
+    <w:p>
       <w:pPr>
         <w:pStyle w:val="Heading1"/>
       </w:pPr>
@@ -701,7 +716,7 @@
         <w:rPr>
           <w:i/>
         </w:rPr>
-        <w:t>NABH — Accreditation Standards for Hospitals, 6th Edition, HRM.9 — named source, no working link could be verified from here; check directly.</w:t>
+        <w:t>National Accreditation Board for Hospitals and Healthcare Providers. (2025). NABH accreditation standards for hospitals (6th ed.), HRM.9. ISBN 978-81-965264-9-8. https://portal.nabh.co/images/Standards/NABH%20Hospital%20Accreditation%20Standard%206th%20Edition%20January%202025.pdf</w:t>
       </w:r>
     </w:p>
     <w:p>

--- a/policies/build/chapters_v2/HRM/documents/HRM_Package_v2/HRM9/SOP_HRM9_staff_health_and_safety.docx
+++ b/policies/build/chapters_v2/HRM/documents/HRM_Package_v2/HRM9/SOP_HRM9_staff_health_and_safety.docx
@@ -712,12 +712,15 @@
       <w:pPr>
         <w:pStyle w:val="ListParagraph"/>
       </w:pPr>
-      <w:r>
-        <w:rPr>
-          <w:i/>
-        </w:rPr>
-        <w:t>National Accreditation Board for Hospitals and Healthcare Providers. (2025). NABH accreditation standards for hospitals (6th ed.), HRM.9. ISBN 978-81-965264-9-8. https://portal.nabh.co/images/Standards/NABH%20Hospital%20Accreditation%20Standard%206th%20Edition%20January%202025.pdf</w:t>
-      </w:r>
+      <w:hyperlink r:id="rId13">
+        <w:r>
+          <w:rPr>
+            <w:rStyle w:val="Hyperlink"/>
+            <w:i/>
+          </w:rPr>
+          <w:t>National Accreditation Board for Hospitals and Healthcare Providers. (2025). NABH accreditation standards for hospitals (6th ed.), HRM.9. ISBN 978-81-965264-9-8. https://portal.nabh.co/images/Standards/NABH%20Hospital%20Accreditation%20Standard%206th%20Edition%20January%202025.pdf</w:t>
+        </w:r>
+      </w:hyperlink>
     </w:p>
     <w:p>
       <w:pPr>
